--- a/zht/docx/35.content.docx
+++ b/zht/docx/35.content.docx
@@ -19,7 +19,7 @@
         <w:rPr>
           <w:lang w:val="zh_TW" w:bidi="zh_TW"/>
         </w:rPr>
-        <w:t>Resource: 研讀筆記 - 書籍簡介 (Tyndale)</w:t>
+        <w:t>Resource: Tyndale Open Study Notes</w:t>
       </w:r>
       <w:r>
         <w:rPr>
@@ -112,7 +112,7 @@
         <w:rPr>
           <w:lang w:val="zh_TW" w:bidi="zh_TW"/>
         </w:rPr>
-        <w:t>研讀筆記 - 書籍簡介 (Tyndale)</w:t>
+        <w:t>Tyndale Open Study Notes</w:t>
       </w:r>
     </w:p>
     <w:p>

--- a/zht/docx/35.content.docx
+++ b/zht/docx/35.content.docx
@@ -19,7 +19,7 @@
         <w:rPr>
           <w:lang w:val="zh_TW" w:bidi="zh_TW"/>
         </w:rPr>
-        <w:t>Resource: Tyndale Open Study Notes</w:t>
+        <w:t>Resource: Aquifer Open Study Notes (Book Intros)</w:t>
       </w:r>
       <w:r>
         <w:rPr>
@@ -112,7 +112,7 @@
         <w:rPr>
           <w:lang w:val="zh_TW" w:bidi="zh_TW"/>
         </w:rPr>
-        <w:t>Tyndale Open Study Notes</w:t>
+        <w:t>Aquifer Open Study Notes (Book Intros)</w:t>
       </w:r>
     </w:p>
     <w:p>

--- a/zht/docx/35.content.docx
+++ b/zht/docx/35.content.docx
@@ -300,198 +300,132 @@
         </w:rPr>
         <w:t>除了敬虔的約西亞王治理的末期（公元前640–609年）以外，從邪惡的瑪拿西統治時期（公元前697–642年）到耶路撒冷的淪陷（公元前586年），暴力和不公一直是猶大的社會特徵。瑪拿西在許多方面與他敬虔的父親希西家截然相反（見</w:t>
       </w:r>
-      <w:hyperlink r:id="rId13">
-        <w:r>
-          <w:rPr>
-            <w:lang w:val="zh_TW" w:bidi="zh_TW"/>
-          </w:rPr>
-          <w:rPr>
-            <w:color w:val="0000EE"/>
-            <w:u w:val="single"/>
-          </w:rPr>
-          <w:t>王下21:1–9</w:t>
-        </w:r>
-      </w:hyperlink>
+      <w:r>
+        <w:rPr>
+          <w:lang w:val="zh_TW" w:bidi="zh_TW"/>
+        </w:rPr>
+        <w:t>王下21:1–9</w:t>
+      </w:r>
       <w:r>
         <w:rPr>
           <w:lang w:val="zh_TW" w:bidi="zh_TW"/>
         </w:rPr>
         <w:t>；</w:t>
       </w:r>
-      <w:hyperlink r:id="rId14">
-        <w:r>
-          <w:rPr>
-            <w:lang w:val="zh_TW" w:bidi="zh_TW"/>
-          </w:rPr>
-          <w:rPr>
-            <w:color w:val="0000EE"/>
-            <w:u w:val="single"/>
-          </w:rPr>
-          <w:t>代下33:2–9</w:t>
-        </w:r>
-      </w:hyperlink>
+      <w:r>
+        <w:rPr>
+          <w:lang w:val="zh_TW" w:bidi="zh_TW"/>
+        </w:rPr>
+        <w:t>代下33:2–9</w:t>
+      </w:r>
       <w:r>
         <w:rPr>
           <w:lang w:val="zh_TW" w:bidi="zh_TW"/>
         </w:rPr>
         <w:t>）。瑪拿西積極的推廣在以色列人定居此地之前迦南人所行的異教儀式，這種背道行為帶來了猶大的毀滅。瑪拿西後來的悔改和試著彌補他早期所犯惡行的意圖（</w:t>
       </w:r>
-      <w:hyperlink r:id="rId15">
-        <w:r>
-          <w:rPr>
-            <w:lang w:val="zh_TW" w:bidi="zh_TW"/>
-          </w:rPr>
-          <w:rPr>
-            <w:color w:val="0000EE"/>
-            <w:u w:val="single"/>
-          </w:rPr>
-          <w:t>代下33:15–19</w:t>
-        </w:r>
-      </w:hyperlink>
+      <w:r>
+        <w:rPr>
+          <w:lang w:val="zh_TW" w:bidi="zh_TW"/>
+        </w:rPr>
+        <w:t>代下33:15–19</w:t>
+      </w:r>
       <w:r>
         <w:rPr>
           <w:lang w:val="zh_TW" w:bidi="zh_TW"/>
         </w:rPr>
         <w:t>）並未帶來持久的改變，他的兒子亞們重新引入了異教習俗（</w:t>
       </w:r>
-      <w:hyperlink r:id="rId16">
-        <w:r>
-          <w:rPr>
-            <w:lang w:val="zh_TW" w:bidi="zh_TW"/>
-          </w:rPr>
-          <w:rPr>
-            <w:color w:val="0000EE"/>
-            <w:u w:val="single"/>
-          </w:rPr>
-          <w:t>王下21:21–22</w:t>
-        </w:r>
-      </w:hyperlink>
+      <w:r>
+        <w:rPr>
+          <w:lang w:val="zh_TW" w:bidi="zh_TW"/>
+        </w:rPr>
+        <w:t>王下21:21–22</w:t>
+      </w:r>
       <w:r>
         <w:rPr>
           <w:lang w:val="zh_TW" w:bidi="zh_TW"/>
         </w:rPr>
         <w:t>）。隨後，西番雅、耶利米和以西結等先知的職事，以及約西亞的改革努力（</w:t>
       </w:r>
-      <w:hyperlink r:id="rId17">
-        <w:r>
-          <w:rPr>
-            <w:lang w:val="zh_TW" w:bidi="zh_TW"/>
-          </w:rPr>
-          <w:rPr>
-            <w:color w:val="0000EE"/>
-            <w:u w:val="single"/>
-          </w:rPr>
-          <w:t>代下34:1–35:19</w:t>
-        </w:r>
-      </w:hyperlink>
+      <w:r>
+        <w:rPr>
+          <w:lang w:val="zh_TW" w:bidi="zh_TW"/>
+        </w:rPr>
+        <w:t>代下34:1–35:19</w:t>
+      </w:r>
       <w:r>
         <w:rPr>
           <w:lang w:val="zh_TW" w:bidi="zh_TW"/>
         </w:rPr>
         <w:t>），也未能產生持久的改變。猶大後來的國王都因為行惡而被譴責（</w:t>
       </w:r>
-      <w:hyperlink r:id="rId18">
-        <w:r>
-          <w:rPr>
-            <w:lang w:val="zh_TW" w:bidi="zh_TW"/>
-          </w:rPr>
-          <w:rPr>
-            <w:color w:val="0000EE"/>
-            <w:u w:val="single"/>
-          </w:rPr>
-          <w:t>王下23:32</w:t>
-        </w:r>
-      </w:hyperlink>
+      <w:r>
+        <w:rPr>
+          <w:lang w:val="zh_TW" w:bidi="zh_TW"/>
+        </w:rPr>
+        <w:t>王下23:32</w:t>
+      </w:r>
       <w:r>
         <w:rPr>
           <w:lang w:val="zh_TW" w:bidi="zh_TW"/>
         </w:rPr>
         <w:t>、</w:t>
       </w:r>
-      <w:hyperlink r:id="rId19">
-        <w:r>
-          <w:rPr>
-            <w:lang w:val="zh_TW" w:bidi="zh_TW"/>
-          </w:rPr>
-          <w:rPr>
-            <w:color w:val="0000EE"/>
-            <w:u w:val="single"/>
-          </w:rPr>
-          <w:t>37</w:t>
-        </w:r>
-      </w:hyperlink>
+      <w:r>
+        <w:rPr>
+          <w:lang w:val="zh_TW" w:bidi="zh_TW"/>
+        </w:rPr>
+        <w:t>37</w:t>
+      </w:r>
       <w:r>
         <w:rPr>
           <w:lang w:val="zh_TW" w:bidi="zh_TW"/>
         </w:rPr>
         <w:t>，</w:t>
       </w:r>
-      <w:hyperlink r:id="rId20">
-        <w:r>
-          <w:rPr>
-            <w:lang w:val="zh_TW" w:bidi="zh_TW"/>
-          </w:rPr>
-          <w:rPr>
-            <w:color w:val="0000EE"/>
-            <w:u w:val="single"/>
-          </w:rPr>
-          <w:t>24:19</w:t>
-        </w:r>
-      </w:hyperlink>
+      <w:r>
+        <w:rPr>
+          <w:lang w:val="zh_TW" w:bidi="zh_TW"/>
+        </w:rPr>
+        <w:t>24:19</w:t>
+      </w:r>
       <w:r>
         <w:rPr>
           <w:lang w:val="zh_TW" w:bidi="zh_TW"/>
         </w:rPr>
         <w:t>；</w:t>
       </w:r>
-      <w:hyperlink r:id="rId21">
-        <w:r>
-          <w:rPr>
-            <w:lang w:val="zh_TW" w:bidi="zh_TW"/>
-          </w:rPr>
-          <w:rPr>
-            <w:color w:val="0000EE"/>
-            <w:u w:val="single"/>
-          </w:rPr>
-          <w:t>耶22</w:t>
-        </w:r>
-      </w:hyperlink>
+      <w:r>
+        <w:rPr>
+          <w:lang w:val="zh_TW" w:bidi="zh_TW"/>
+        </w:rPr>
+        <w:t>耶22</w:t>
+      </w:r>
       <w:r>
         <w:rPr>
           <w:lang w:val="zh_TW" w:bidi="zh_TW"/>
         </w:rPr>
         <w:t>，</w:t>
       </w:r>
-      <w:hyperlink r:id="rId22">
-        <w:r>
-          <w:rPr>
-            <w:lang w:val="zh_TW" w:bidi="zh_TW"/>
-          </w:rPr>
-          <w:rPr>
-            <w:color w:val="0000EE"/>
-            <w:u w:val="single"/>
-          </w:rPr>
-          <w:t>27:1–22</w:t>
-        </w:r>
-      </w:hyperlink>
+      <w:r>
+        <w:rPr>
+          <w:lang w:val="zh_TW" w:bidi="zh_TW"/>
+        </w:rPr>
+        <w:t>27:1–22</w:t>
+      </w:r>
       <w:r>
         <w:rPr>
           <w:lang w:val="zh_TW" w:bidi="zh_TW"/>
         </w:rPr>
         <w:t>，</w:t>
       </w:r>
-      <w:hyperlink r:id="rId23">
-        <w:r>
-          <w:rPr>
-            <w:lang w:val="zh_TW" w:bidi="zh_TW"/>
-          </w:rPr>
-          <w:rPr>
-            <w:color w:val="0000EE"/>
-            <w:u w:val="single"/>
-          </w:rPr>
-          <w:t>36:30–31</w:t>
-        </w:r>
-      </w:hyperlink>
+      <w:r>
+        <w:rPr>
+          <w:lang w:val="zh_TW" w:bidi="zh_TW"/>
+        </w:rPr>
+        <w:t>36:30–31</w:t>
+      </w:r>
       <w:r>
         <w:rPr>
           <w:lang w:val="zh_TW" w:bidi="zh_TW"/>
@@ -512,18 +446,12 @@
         </w:rPr>
         <w:t>無論是外部還是內部，猶大國都處於岌岌可危的狀態。哈巴谷正是在猶大作為一個獨立國家的最後、悲慘的歷史時期中，以先知的身份生活與工作（見</w:t>
       </w:r>
-      <w:hyperlink r:id="rId24">
-        <w:r>
-          <w:rPr>
-            <w:lang w:val="zh_TW" w:bidi="zh_TW"/>
-          </w:rPr>
-          <w:rPr>
-            <w:color w:val="0000EE"/>
-            <w:u w:val="single"/>
-          </w:rPr>
-          <w:t>哈1:2–4</w:t>
-        </w:r>
-      </w:hyperlink>
+      <w:r>
+        <w:rPr>
+          <w:lang w:val="zh_TW" w:bidi="zh_TW"/>
+        </w:rPr>
+        <w:t>哈1:2–4</w:t>
+      </w:r>
       <w:r>
         <w:rPr>
           <w:lang w:val="zh_TW" w:bidi="zh_TW"/>
@@ -555,36 +483,24 @@
         </w:rPr>
         <w:t>哈巴谷的預言是神與先知之間的對話。在開頭的經文中，哈巴谷思量著猶大已經變成暴力的社會。他無法理解為什麼神似乎無視猶大的罪。哈巴谷覺得儘管他一再呼求，神根本沒有在聽他說話（</w:t>
       </w:r>
-      <w:hyperlink r:id="rId24">
-        <w:r>
-          <w:rPr>
-            <w:lang w:val="zh_TW" w:bidi="zh_TW"/>
-          </w:rPr>
-          <w:rPr>
-            <w:color w:val="0000EE"/>
-            <w:u w:val="single"/>
-          </w:rPr>
-          <w:t>1:2–4</w:t>
-        </w:r>
-      </w:hyperlink>
+      <w:r>
+        <w:rPr>
+          <w:lang w:val="zh_TW" w:bidi="zh_TW"/>
+        </w:rPr>
+        <w:t>1:2–4</w:t>
+      </w:r>
       <w:r>
         <w:rPr>
           <w:lang w:val="zh_TW" w:bidi="zh_TW"/>
         </w:rPr>
         <w:t>）。神的第一次回答是，祂即將帶來一個更暴力的民族（巴比倫人）來審判猶大，以此來處理猶大的暴力（</w:t>
       </w:r>
-      <w:hyperlink r:id="rId25">
-        <w:r>
-          <w:rPr>
-            <w:lang w:val="zh_TW" w:bidi="zh_TW"/>
-          </w:rPr>
-          <w:rPr>
-            <w:color w:val="0000EE"/>
-            <w:u w:val="single"/>
-          </w:rPr>
-          <w:t>1:5–11</w:t>
-        </w:r>
-      </w:hyperlink>
+      <w:r>
+        <w:rPr>
+          <w:lang w:val="zh_TW" w:bidi="zh_TW"/>
+        </w:rPr>
+        <w:t>1:5–11</w:t>
+      </w:r>
       <w:r>
         <w:rPr>
           <w:lang w:val="zh_TW" w:bidi="zh_TW"/>
@@ -605,54 +521,36 @@
         </w:rPr>
         <w:t>這個答案讓哈巴谷更加困惑（</w:t>
       </w:r>
-      <w:hyperlink r:id="rId26">
-        <w:r>
-          <w:rPr>
-            <w:lang w:val="zh_TW" w:bidi="zh_TW"/>
-          </w:rPr>
-          <w:rPr>
-            <w:color w:val="0000EE"/>
-            <w:u w:val="single"/>
-          </w:rPr>
-          <w:t>1:12–2:1</w:t>
-        </w:r>
-      </w:hyperlink>
+      <w:r>
+        <w:rPr>
+          <w:lang w:val="zh_TW" w:bidi="zh_TW"/>
+        </w:rPr>
+        <w:t>1:12–2:1</w:t>
+      </w:r>
       <w:r>
         <w:rPr>
           <w:lang w:val="zh_TW" w:bidi="zh_TW"/>
         </w:rPr>
         <w:t>）。猶大確實邪惡，但為什麼神會使用更邪惡的人來懲罰自己的子民呢？神對這個問題的答案集中在祂懲罰猶大和巴比倫人時的公義上（</w:t>
       </w:r>
-      <w:hyperlink r:id="rId27">
-        <w:r>
-          <w:rPr>
-            <w:lang w:val="zh_TW" w:bidi="zh_TW"/>
-          </w:rPr>
-          <w:rPr>
-            <w:color w:val="0000EE"/>
-            <w:u w:val="single"/>
-          </w:rPr>
-          <w:t>2:2–5</w:t>
-        </w:r>
-      </w:hyperlink>
+      <w:r>
+        <w:rPr>
+          <w:lang w:val="zh_TW" w:bidi="zh_TW"/>
+        </w:rPr>
+        <w:t>2:2–5</w:t>
+      </w:r>
       <w:r>
         <w:rPr>
           <w:lang w:val="zh_TW" w:bidi="zh_TW"/>
         </w:rPr>
         <w:t>）。猶大和巴比倫人都未能達到神的信心和道德標準，兩者都應受到神的審判。在一連五首嘲諷詩歌中（</w:t>
       </w:r>
-      <w:hyperlink r:id="rId28">
-        <w:r>
-          <w:rPr>
-            <w:lang w:val="zh_TW" w:bidi="zh_TW"/>
-          </w:rPr>
-          <w:rPr>
-            <w:color w:val="0000EE"/>
-            <w:u w:val="single"/>
-          </w:rPr>
-          <w:t>2:6–20</w:t>
-        </w:r>
-      </w:hyperlink>
+      <w:r>
+        <w:rPr>
+          <w:lang w:val="zh_TW" w:bidi="zh_TW"/>
+        </w:rPr>
+        <w:t>2:6–20</w:t>
+      </w:r>
       <w:r>
         <w:rPr>
           <w:lang w:val="zh_TW" w:bidi="zh_TW"/>
@@ -673,54 +571,36 @@
         </w:rPr>
         <w:t>即使是在神懲戒猶大時，此書的最後一章是以哈巴谷求神向猶大施憐憫的禱告開始的（</w:t>
       </w:r>
-      <w:hyperlink r:id="rId29">
-        <w:r>
-          <w:rPr>
-            <w:lang w:val="zh_TW" w:bidi="zh_TW"/>
-          </w:rPr>
-          <w:rPr>
-            <w:color w:val="0000EE"/>
-            <w:u w:val="single"/>
-          </w:rPr>
-          <w:t>3:1–2</w:t>
-        </w:r>
-      </w:hyperlink>
+      <w:r>
+        <w:rPr>
+          <w:lang w:val="zh_TW" w:bidi="zh_TW"/>
+        </w:rPr>
+        <w:t>3:1–2</w:t>
+      </w:r>
       <w:r>
         <w:rPr>
           <w:lang w:val="zh_TW" w:bidi="zh_TW"/>
         </w:rPr>
         <w:t>）。接著，哈巴谷記錄了一首讚美詩歌，富有詩意地回顧了神在出埃及期間拯救祂子民的記載（</w:t>
       </w:r>
-      <w:hyperlink r:id="rId30">
-        <w:r>
-          <w:rPr>
-            <w:lang w:val="zh_TW" w:bidi="zh_TW"/>
-          </w:rPr>
-          <w:rPr>
-            <w:color w:val="0000EE"/>
-            <w:u w:val="single"/>
-          </w:rPr>
-          <w:t>3:3–15</w:t>
-        </w:r>
-      </w:hyperlink>
+      <w:r>
+        <w:rPr>
+          <w:lang w:val="zh_TW" w:bidi="zh_TW"/>
+        </w:rPr>
+        <w:t>3:3–15</w:t>
+      </w:r>
       <w:r>
         <w:rPr>
           <w:lang w:val="zh_TW" w:bidi="zh_TW"/>
         </w:rPr>
         <w:t>）。哈巴谷書以宣告委身和一段讚美的話作為結束（</w:t>
       </w:r>
-      <w:hyperlink r:id="rId31">
-        <w:r>
-          <w:rPr>
-            <w:lang w:val="zh_TW" w:bidi="zh_TW"/>
-          </w:rPr>
-          <w:rPr>
-            <w:color w:val="0000EE"/>
-            <w:u w:val="single"/>
-          </w:rPr>
-          <w:t>3:16–19</w:t>
-        </w:r>
-      </w:hyperlink>
+      <w:r>
+        <w:rPr>
+          <w:lang w:val="zh_TW" w:bidi="zh_TW"/>
+        </w:rPr>
+        <w:t>3:16–19</w:t>
+      </w:r>
       <w:r>
         <w:rPr>
           <w:lang w:val="zh_TW" w:bidi="zh_TW"/>
@@ -765,126 +645,84 @@
         </w:rPr>
         <w:t>），當中一個抄本指出哈巴谷是利未人。如果準確的話，這可能有助於解釋第三章中的音樂標記（</w:t>
       </w:r>
-      <w:hyperlink r:id="rId32">
-        <w:r>
-          <w:rPr>
-            <w:lang w:val="zh_TW" w:bidi="zh_TW"/>
-          </w:rPr>
-          <w:rPr>
-            <w:color w:val="0000EE"/>
-            <w:u w:val="single"/>
-          </w:rPr>
-          <w:t>3:1</w:t>
-        </w:r>
-      </w:hyperlink>
+      <w:r>
+        <w:rPr>
+          <w:lang w:val="zh_TW" w:bidi="zh_TW"/>
+        </w:rPr>
+        <w:t>3:1</w:t>
+      </w:r>
       <w:r>
         <w:rPr>
           <w:lang w:val="zh_TW" w:bidi="zh_TW"/>
         </w:rPr>
         <w:t>、</w:t>
       </w:r>
-      <w:hyperlink r:id="rId33">
-        <w:r>
-          <w:rPr>
-            <w:lang w:val="zh_TW" w:bidi="zh_TW"/>
-          </w:rPr>
-          <w:rPr>
-            <w:color w:val="0000EE"/>
-            <w:u w:val="single"/>
-          </w:rPr>
-          <w:t>3</w:t>
-        </w:r>
-      </w:hyperlink>
+      <w:r>
+        <w:rPr>
+          <w:lang w:val="zh_TW" w:bidi="zh_TW"/>
+        </w:rPr>
+        <w:t>3</w:t>
+      </w:r>
       <w:r>
         <w:rPr>
           <w:lang w:val="zh_TW" w:bidi="zh_TW"/>
         </w:rPr>
         <w:t>、</w:t>
       </w:r>
-      <w:hyperlink r:id="rId34">
-        <w:r>
-          <w:rPr>
-            <w:lang w:val="zh_TW" w:bidi="zh_TW"/>
-          </w:rPr>
-          <w:rPr>
-            <w:color w:val="0000EE"/>
-            <w:u w:val="single"/>
-          </w:rPr>
-          <w:t>9</w:t>
-        </w:r>
-      </w:hyperlink>
+      <w:r>
+        <w:rPr>
+          <w:lang w:val="zh_TW" w:bidi="zh_TW"/>
+        </w:rPr>
+        <w:t>9</w:t>
+      </w:r>
       <w:r>
         <w:rPr>
           <w:lang w:val="zh_TW" w:bidi="zh_TW"/>
         </w:rPr>
         <w:t>、</w:t>
       </w:r>
-      <w:hyperlink r:id="rId35">
-        <w:r>
-          <w:rPr>
-            <w:lang w:val="zh_TW" w:bidi="zh_TW"/>
-          </w:rPr>
-          <w:rPr>
-            <w:color w:val="0000EE"/>
-            <w:u w:val="single"/>
-          </w:rPr>
-          <w:t>13</w:t>
-        </w:r>
-      </w:hyperlink>
+      <w:r>
+        <w:rPr>
+          <w:lang w:val="zh_TW" w:bidi="zh_TW"/>
+        </w:rPr>
+        <w:t>13</w:t>
+      </w:r>
       <w:r>
         <w:rPr>
           <w:lang w:val="zh_TW" w:bidi="zh_TW"/>
         </w:rPr>
         <w:t>、</w:t>
       </w:r>
-      <w:hyperlink r:id="rId36">
-        <w:r>
-          <w:rPr>
-            <w:lang w:val="zh_TW" w:bidi="zh_TW"/>
-          </w:rPr>
-          <w:rPr>
-            <w:color w:val="0000EE"/>
-            <w:u w:val="single"/>
-          </w:rPr>
-          <w:t>19</w:t>
-        </w:r>
-      </w:hyperlink>
+      <w:r>
+        <w:rPr>
+          <w:lang w:val="zh_TW" w:bidi="zh_TW"/>
+        </w:rPr>
+        <w:t>19</w:t>
+      </w:r>
       <w:r>
         <w:rPr>
           <w:lang w:val="zh_TW" w:bidi="zh_TW"/>
         </w:rPr>
         <w:t>），因為聖殿的音樂領袖是利未人（見</w:t>
       </w:r>
-      <w:hyperlink r:id="rId37">
-        <w:r>
-          <w:rPr>
-            <w:lang w:val="zh_TW" w:bidi="zh_TW"/>
-          </w:rPr>
-          <w:rPr>
-            <w:color w:val="0000EE"/>
-            <w:u w:val="single"/>
-          </w:rPr>
-          <w:t>代上6:31–47</w:t>
-        </w:r>
-      </w:hyperlink>
+      <w:r>
+        <w:rPr>
+          <w:lang w:val="zh_TW" w:bidi="zh_TW"/>
+        </w:rPr>
+        <w:t>代上6:31–47</w:t>
+      </w:r>
       <w:r>
         <w:rPr>
           <w:lang w:val="zh_TW" w:bidi="zh_TW"/>
         </w:rPr>
         <w:t>，</w:t>
       </w:r>
-      <w:hyperlink r:id="rId38">
-        <w:r>
-          <w:rPr>
-            <w:lang w:val="zh_TW" w:bidi="zh_TW"/>
-          </w:rPr>
-          <w:rPr>
-            <w:color w:val="0000EE"/>
-            <w:u w:val="single"/>
-          </w:rPr>
-          <w:t>25:1–31</w:t>
-        </w:r>
-      </w:hyperlink>
+      <w:r>
+        <w:rPr>
+          <w:lang w:val="zh_TW" w:bidi="zh_TW"/>
+        </w:rPr>
+        <w:t>25:1–31</w:t>
+      </w:r>
       <w:r>
         <w:rPr>
           <w:lang w:val="zh_TW" w:bidi="zh_TW"/>
@@ -916,54 +754,36 @@
         </w:rPr>
         <w:t>哈巴谷的預言日期並不確定。書中提到的情況最符合猶大被擄到巴比倫之前的晚期歷史；因此，這卷先知書最有可能寫於約公元前645年（接近瑪拿西統治末期）和公元前605年（巴比倫首次入侵猶大）之間。哈巴谷對社會不公的抱怨（</w:t>
       </w:r>
-      <w:hyperlink r:id="rId24">
-        <w:r>
-          <w:rPr>
-            <w:lang w:val="zh_TW" w:bidi="zh_TW"/>
-          </w:rPr>
-          <w:rPr>
-            <w:color w:val="0000EE"/>
-            <w:u w:val="single"/>
-          </w:rPr>
-          <w:t>哈1:2–4</w:t>
-        </w:r>
-      </w:hyperlink>
+      <w:r>
+        <w:rPr>
+          <w:lang w:val="zh_TW" w:bidi="zh_TW"/>
+        </w:rPr>
+        <w:t>哈1:2–4</w:t>
+      </w:r>
       <w:r>
         <w:rPr>
           <w:lang w:val="zh_TW" w:bidi="zh_TW"/>
         </w:rPr>
         <w:t>）以及他對新巴比倫帝國的關注（</w:t>
       </w:r>
-      <w:hyperlink r:id="rId25">
-        <w:r>
-          <w:rPr>
-            <w:lang w:val="zh_TW" w:bidi="zh_TW"/>
-          </w:rPr>
-          <w:rPr>
-            <w:color w:val="0000EE"/>
-            <w:u w:val="single"/>
-          </w:rPr>
-          <w:t>1:5–11</w:t>
-        </w:r>
-      </w:hyperlink>
+      <w:r>
+        <w:rPr>
+          <w:lang w:val="zh_TW" w:bidi="zh_TW"/>
+        </w:rPr>
+        <w:t>1:5–11</w:t>
+      </w:r>
       <w:r>
         <w:rPr>
           <w:lang w:val="zh_TW" w:bidi="zh_TW"/>
         </w:rPr>
         <w:t>；</w:t>
       </w:r>
-      <w:hyperlink r:id="rId28">
-        <w:r>
-          <w:rPr>
-            <w:lang w:val="zh_TW" w:bidi="zh_TW"/>
-          </w:rPr>
-          <w:rPr>
-            <w:color w:val="0000EE"/>
-            <w:u w:val="single"/>
-          </w:rPr>
-          <w:t>2:6–20</w:t>
-        </w:r>
-      </w:hyperlink>
+      <w:r>
+        <w:rPr>
+          <w:lang w:val="zh_TW" w:bidi="zh_TW"/>
+        </w:rPr>
+        <w:t>2:6–20</w:t>
+      </w:r>
       <w:r>
         <w:rPr>
           <w:lang w:val="zh_TW" w:bidi="zh_TW"/>
@@ -984,198 +804,132 @@
         </w:rPr>
         <w:t>論到更具體的日期，有三種普遍的觀點。（1）許多人將這卷書的日期定在約雅敬王時期（公元前609–598年），約雅敬的邪惡性情和惡行（</w:t>
       </w:r>
-      <w:hyperlink r:id="rId39">
-        <w:r>
-          <w:rPr>
-            <w:lang w:val="zh_TW" w:bidi="zh_TW"/>
-          </w:rPr>
-          <w:rPr>
-            <w:color w:val="0000EE"/>
-            <w:u w:val="single"/>
-          </w:rPr>
-          <w:t>王下24:1–3</w:t>
-        </w:r>
-      </w:hyperlink>
+      <w:r>
+        <w:rPr>
+          <w:lang w:val="zh_TW" w:bidi="zh_TW"/>
+        </w:rPr>
+        <w:t>王下24:1–3</w:t>
+      </w:r>
       <w:r>
         <w:rPr>
           <w:lang w:val="zh_TW" w:bidi="zh_TW"/>
         </w:rPr>
         <w:t>）帶來了譴責的預言（</w:t>
       </w:r>
-      <w:hyperlink r:id="rId40">
-        <w:r>
-          <w:rPr>
-            <w:lang w:val="zh_TW" w:bidi="zh_TW"/>
-          </w:rPr>
-          <w:rPr>
-            <w:color w:val="0000EE"/>
-            <w:u w:val="single"/>
-          </w:rPr>
-          <w:t>耶22:18–19</w:t>
-        </w:r>
-      </w:hyperlink>
+      <w:r>
+        <w:rPr>
+          <w:lang w:val="zh_TW" w:bidi="zh_TW"/>
+        </w:rPr>
+        <w:t>耶22:18–19</w:t>
+      </w:r>
       <w:r>
         <w:rPr>
           <w:lang w:val="zh_TW" w:bidi="zh_TW"/>
         </w:rPr>
         <w:t>，</w:t>
       </w:r>
-      <w:hyperlink r:id="rId41">
-        <w:r>
-          <w:rPr>
-            <w:lang w:val="zh_TW" w:bidi="zh_TW"/>
-          </w:rPr>
-          <w:rPr>
-            <w:color w:val="0000EE"/>
-            <w:u w:val="single"/>
-          </w:rPr>
-          <w:t>26:3–6</w:t>
-        </w:r>
-      </w:hyperlink>
+      <w:r>
+        <w:rPr>
+          <w:lang w:val="zh_TW" w:bidi="zh_TW"/>
+        </w:rPr>
+        <w:t>26:3–6</w:t>
+      </w:r>
       <w:r>
         <w:rPr>
           <w:lang w:val="zh_TW" w:bidi="zh_TW"/>
         </w:rPr>
         <w:t>，</w:t>
       </w:r>
-      <w:hyperlink r:id="rId42">
-        <w:r>
-          <w:rPr>
-            <w:lang w:val="zh_TW" w:bidi="zh_TW"/>
-          </w:rPr>
-          <w:rPr>
-            <w:color w:val="0000EE"/>
-            <w:u w:val="single"/>
-          </w:rPr>
-          <w:t>36:27–32</w:t>
-        </w:r>
-      </w:hyperlink>
+      <w:r>
+        <w:rPr>
+          <w:lang w:val="zh_TW" w:bidi="zh_TW"/>
+        </w:rPr>
+        <w:t>36:27–32</w:t>
+      </w:r>
       <w:r>
         <w:rPr>
           <w:lang w:val="zh_TW" w:bidi="zh_TW"/>
         </w:rPr>
         <w:t>）和巴比倫入侵的威脅（</w:t>
       </w:r>
-      <w:hyperlink r:id="rId43">
-        <w:r>
-          <w:rPr>
-            <w:lang w:val="zh_TW" w:bidi="zh_TW"/>
-          </w:rPr>
-          <w:rPr>
-            <w:color w:val="0000EE"/>
-            <w:u w:val="single"/>
-          </w:rPr>
-          <w:t>耶25</w:t>
-        </w:r>
-      </w:hyperlink>
+      <w:r>
+        <w:rPr>
+          <w:lang w:val="zh_TW" w:bidi="zh_TW"/>
+        </w:rPr>
+        <w:t>耶25</w:t>
+      </w:r>
       <w:r>
         <w:rPr>
           <w:lang w:val="zh_TW" w:bidi="zh_TW"/>
         </w:rPr>
         <w:t>）。（2）其他人則主張是約西亞早期（公元前640–609年），約西亞在公元前622年發現律法書之前，處理了猖獗的背道行徑（</w:t>
       </w:r>
-      <w:hyperlink r:id="rId44">
-        <w:r>
-          <w:rPr>
-            <w:lang w:val="zh_TW" w:bidi="zh_TW"/>
-          </w:rPr>
-          <w:rPr>
-            <w:color w:val="0000EE"/>
-            <w:u w:val="single"/>
-          </w:rPr>
-          <w:t>代下34:1–7</w:t>
-        </w:r>
-      </w:hyperlink>
+      <w:r>
+        <w:rPr>
+          <w:lang w:val="zh_TW" w:bidi="zh_TW"/>
+        </w:rPr>
+        <w:t>代下34:1–7</w:t>
+      </w:r>
       <w:r>
         <w:rPr>
           <w:lang w:val="zh_TW" w:bidi="zh_TW"/>
         </w:rPr>
         <w:t>）。（3）還有一些人支持傳統的猶太觀點，認為哈巴谷生活在瑪拿西獨立作王時期（公元前686–642年），瑪拿西的邪惡（</w:t>
       </w:r>
-      <w:hyperlink r:id="rId45">
-        <w:r>
-          <w:rPr>
-            <w:lang w:val="zh_TW" w:bidi="zh_TW"/>
-          </w:rPr>
-          <w:rPr>
-            <w:color w:val="0000EE"/>
-            <w:u w:val="single"/>
-          </w:rPr>
-          <w:t>列王紀下21:16–17</w:t>
-        </w:r>
-      </w:hyperlink>
+      <w:r>
+        <w:rPr>
+          <w:lang w:val="zh_TW" w:bidi="zh_TW"/>
+        </w:rPr>
+        <w:t>列王紀下21:16–17</w:t>
+      </w:r>
       <w:r>
         <w:rPr>
           <w:lang w:val="zh_TW" w:bidi="zh_TW"/>
         </w:rPr>
         <w:t>），以及恢復迦南崇拜和異教儀式（</w:t>
       </w:r>
-      <w:hyperlink r:id="rId46">
-        <w:r>
-          <w:rPr>
-            <w:lang w:val="zh_TW" w:bidi="zh_TW"/>
-          </w:rPr>
-          <w:rPr>
-            <w:color w:val="0000EE"/>
-            <w:u w:val="single"/>
-          </w:rPr>
-          <w:t>王下21:1–11</w:t>
-        </w:r>
-      </w:hyperlink>
+      <w:r>
+        <w:rPr>
+          <w:lang w:val="zh_TW" w:bidi="zh_TW"/>
+        </w:rPr>
+        <w:t>王下21:1–11</w:t>
+      </w:r>
       <w:r>
         <w:rPr>
           <w:lang w:val="zh_TW" w:bidi="zh_TW"/>
         </w:rPr>
         <w:t>；</w:t>
       </w:r>
-      <w:hyperlink r:id="rId47">
-        <w:r>
-          <w:rPr>
-            <w:lang w:val="zh_TW" w:bidi="zh_TW"/>
-          </w:rPr>
-          <w:rPr>
-            <w:color w:val="0000EE"/>
-            <w:u w:val="single"/>
-          </w:rPr>
-          <w:t>代下33:1–9</w:t>
-        </w:r>
-      </w:hyperlink>
+      <w:r>
+        <w:rPr>
+          <w:lang w:val="zh_TW" w:bidi="zh_TW"/>
+        </w:rPr>
+        <w:t>代下33:1–9</w:t>
+      </w:r>
       <w:r>
         <w:rPr>
           <w:lang w:val="zh_TW" w:bidi="zh_TW"/>
         </w:rPr>
         <w:t>、</w:t>
       </w:r>
-      <w:hyperlink r:id="rId48">
-        <w:r>
-          <w:rPr>
-            <w:lang w:val="zh_TW" w:bidi="zh_TW"/>
-          </w:rPr>
-          <w:rPr>
-            <w:color w:val="0000EE"/>
-            <w:u w:val="single"/>
-          </w:rPr>
-          <w:t>19–20</w:t>
-        </w:r>
-      </w:hyperlink>
+      <w:r>
+        <w:rPr>
+          <w:lang w:val="zh_TW" w:bidi="zh_TW"/>
+        </w:rPr>
+        <w:t>19–20</w:t>
+      </w:r>
       <w:r>
         <w:rPr>
           <w:lang w:val="zh_TW" w:bidi="zh_TW"/>
         </w:rPr>
         <w:t>）導致神宣告猶大的厄運（</w:t>
       </w:r>
-      <w:hyperlink r:id="rId49">
-        <w:r>
-          <w:rPr>
-            <w:lang w:val="zh_TW" w:bidi="zh_TW"/>
-          </w:rPr>
-          <w:rPr>
-            <w:color w:val="0000EE"/>
-            <w:u w:val="single"/>
-          </w:rPr>
-          <w:t>王下21:12–15</w:t>
-        </w:r>
-      </w:hyperlink>
+      <w:r>
+        <w:rPr>
+          <w:lang w:val="zh_TW" w:bidi="zh_TW"/>
+        </w:rPr>
+        <w:t>王下21:12–15</w:t>
+      </w:r>
       <w:r>
         <w:rPr>
           <w:lang w:val="zh_TW" w:bidi="zh_TW"/>
@@ -1221,36 +975,24 @@
         </w:rPr>
         <w:t>哈巴谷的預言再次肯定神掌管著歷史，並且祂的作為總是公正和公義的。信徒必須樂意接受神的答案，並樂於遵行祂的旨意，即使這看起來似乎與他們自己的想法完全不同。神確實看見並深切關心世上所發生的事。儘管人們可能無法察覺，但神的主權之手正在運行，祂最終會將使事情引到合宜與公正的結局（</w:t>
       </w:r>
-      <w:hyperlink r:id="rId50">
-        <w:r>
-          <w:rPr>
-            <w:lang w:val="zh_TW" w:bidi="zh_TW"/>
-          </w:rPr>
-          <w:rPr>
-            <w:color w:val="0000EE"/>
-            <w:u w:val="single"/>
-          </w:rPr>
-          <w:t>哈2:2–3</w:t>
-        </w:r>
-      </w:hyperlink>
+      <w:r>
+        <w:rPr>
+          <w:lang w:val="zh_TW" w:bidi="zh_TW"/>
+        </w:rPr>
+        <w:t>哈2:2–3</w:t>
+      </w:r>
       <w:r>
         <w:rPr>
           <w:lang w:val="zh_TW" w:bidi="zh_TW"/>
         </w:rPr>
         <w:t>、</w:t>
       </w:r>
-      <w:hyperlink r:id="rId51">
-        <w:r>
-          <w:rPr>
-            <w:lang w:val="zh_TW" w:bidi="zh_TW"/>
-          </w:rPr>
-          <w:rPr>
-            <w:color w:val="0000EE"/>
-            <w:u w:val="single"/>
-          </w:rPr>
-          <w:t>14</w:t>
-        </w:r>
-      </w:hyperlink>
+      <w:r>
+        <w:rPr>
+          <w:lang w:val="zh_TW" w:bidi="zh_TW"/>
+        </w:rPr>
+        <w:t>14</w:t>
+      </w:r>
       <w:r>
         <w:rPr>
           <w:lang w:val="zh_TW" w:bidi="zh_TW"/>
@@ -1271,18 +1013,12 @@
         </w:rPr>
         <w:t>巴比倫人崇拜使他們繁榮的原始力量，神對巴比倫人的指控提醒讀者要單單敬拜神（參</w:t>
       </w:r>
-      <w:hyperlink r:id="rId52">
-        <w:r>
-          <w:rPr>
-            <w:lang w:val="zh_TW" w:bidi="zh_TW"/>
-          </w:rPr>
-          <w:rPr>
-            <w:color w:val="0000EE"/>
-            <w:u w:val="single"/>
-          </w:rPr>
-          <w:t>約一5:21</w:t>
-        </w:r>
-      </w:hyperlink>
+      <w:r>
+        <w:rPr>
+          <w:lang w:val="zh_TW" w:bidi="zh_TW"/>
+        </w:rPr>
+        <w:t>約一5:21</w:t>
+      </w:r>
       <w:r>
         <w:rPr>
           <w:lang w:val="zh_TW" w:bidi="zh_TW"/>
@@ -1303,162 +1039,108 @@
         </w:rPr>
         <w:t>神對哈巴谷的信息也強調，信徒的信心和忠誠的聖潔生命必須反映出神的道德標準（</w:t>
       </w:r>
-      <w:hyperlink r:id="rId53">
-        <w:r>
-          <w:rPr>
-            <w:lang w:val="zh_TW" w:bidi="zh_TW"/>
-          </w:rPr>
-          <w:rPr>
-            <w:color w:val="0000EE"/>
-            <w:u w:val="single"/>
-          </w:rPr>
-          <w:t>哈1:12</w:t>
-        </w:r>
-      </w:hyperlink>
+      <w:r>
+        <w:rPr>
+          <w:lang w:val="zh_TW" w:bidi="zh_TW"/>
+        </w:rPr>
+        <w:t>哈1:12</w:t>
+      </w:r>
       <w:r>
         <w:rPr>
           <w:lang w:val="zh_TW" w:bidi="zh_TW"/>
         </w:rPr>
         <w:t>，</w:t>
       </w:r>
-      <w:hyperlink r:id="rId54">
-        <w:r>
-          <w:rPr>
-            <w:lang w:val="zh_TW" w:bidi="zh_TW"/>
-          </w:rPr>
-          <w:rPr>
-            <w:color w:val="0000EE"/>
-            <w:u w:val="single"/>
-          </w:rPr>
-          <w:t>2:4</w:t>
-        </w:r>
-      </w:hyperlink>
+      <w:r>
+        <w:rPr>
+          <w:lang w:val="zh_TW" w:bidi="zh_TW"/>
+        </w:rPr>
+        <w:t>2:4</w:t>
+      </w:r>
       <w:r>
         <w:rPr>
           <w:lang w:val="zh_TW" w:bidi="zh_TW"/>
         </w:rPr>
         <w:t>）。那些信靠並積極事奉神的人，將能夠在主裡喜樂（</w:t>
       </w:r>
-      <w:hyperlink r:id="rId55">
-        <w:r>
-          <w:rPr>
-            <w:lang w:val="zh_TW" w:bidi="zh_TW"/>
-          </w:rPr>
-          <w:rPr>
-            <w:color w:val="0000EE"/>
-            <w:u w:val="single"/>
-          </w:rPr>
-          <w:t>3:18</w:t>
-        </w:r>
-      </w:hyperlink>
+      <w:r>
+        <w:rPr>
+          <w:lang w:val="zh_TW" w:bidi="zh_TW"/>
+        </w:rPr>
+        <w:t>3:18</w:t>
+      </w:r>
       <w:r>
         <w:rPr>
           <w:lang w:val="zh_TW" w:bidi="zh_TW"/>
         </w:rPr>
         <w:t>；</w:t>
       </w:r>
-      <w:hyperlink r:id="rId56">
-        <w:r>
-          <w:rPr>
-            <w:lang w:val="zh_TW" w:bidi="zh_TW"/>
-          </w:rPr>
-          <w:rPr>
-            <w:color w:val="0000EE"/>
-            <w:u w:val="single"/>
-          </w:rPr>
-          <w:t>腓4:4</w:t>
-        </w:r>
-      </w:hyperlink>
+      <w:r>
+        <w:rPr>
+          <w:lang w:val="zh_TW" w:bidi="zh_TW"/>
+        </w:rPr>
+        <w:t>腓4:4</w:t>
+      </w:r>
       <w:r>
         <w:rPr>
           <w:lang w:val="zh_TW" w:bidi="zh_TW"/>
         </w:rPr>
         <w:t>），並在任何情況下都能過得勝的生活（</w:t>
       </w:r>
-      <w:hyperlink r:id="rId57">
-        <w:r>
-          <w:rPr>
-            <w:lang w:val="zh_TW" w:bidi="zh_TW"/>
-          </w:rPr>
-          <w:rPr>
-            <w:color w:val="0000EE"/>
-            <w:u w:val="single"/>
-          </w:rPr>
-          <w:t>哈2:20</w:t>
-        </w:r>
-      </w:hyperlink>
+      <w:r>
+        <w:rPr>
+          <w:lang w:val="zh_TW" w:bidi="zh_TW"/>
+        </w:rPr>
+        <w:t>哈2:20</w:t>
+      </w:r>
       <w:r>
         <w:rPr>
           <w:lang w:val="zh_TW" w:bidi="zh_TW"/>
         </w:rPr>
         <w:t>，</w:t>
       </w:r>
-      <w:hyperlink r:id="rId31">
-        <w:r>
-          <w:rPr>
-            <w:lang w:val="zh_TW" w:bidi="zh_TW"/>
-          </w:rPr>
-          <w:rPr>
-            <w:color w:val="0000EE"/>
-            <w:u w:val="single"/>
-          </w:rPr>
-          <w:t>3:16–19</w:t>
-        </w:r>
-      </w:hyperlink>
+      <w:r>
+        <w:rPr>
+          <w:lang w:val="zh_TW" w:bidi="zh_TW"/>
+        </w:rPr>
+        <w:t>3:16–19</w:t>
+      </w:r>
       <w:r>
         <w:rPr>
           <w:lang w:val="zh_TW" w:bidi="zh_TW"/>
         </w:rPr>
         <w:t>；另見</w:t>
       </w:r>
-      <w:hyperlink r:id="rId58">
-        <w:r>
-          <w:rPr>
-            <w:lang w:val="zh_TW" w:bidi="zh_TW"/>
-          </w:rPr>
-          <w:rPr>
-            <w:color w:val="0000EE"/>
-            <w:u w:val="single"/>
-          </w:rPr>
-          <w:t>羅1:16–17</w:t>
-        </w:r>
-      </w:hyperlink>
+      <w:r>
+        <w:rPr>
+          <w:lang w:val="zh_TW" w:bidi="zh_TW"/>
+        </w:rPr>
+        <w:t>羅1:16–17</w:t>
+      </w:r>
       <w:r>
         <w:rPr>
           <w:lang w:val="zh_TW" w:bidi="zh_TW"/>
         </w:rPr>
         <w:t>；</w:t>
       </w:r>
-      <w:hyperlink r:id="rId59">
-        <w:r>
-          <w:rPr>
-            <w:lang w:val="zh_TW" w:bidi="zh_TW"/>
-          </w:rPr>
-          <w:rPr>
-            <w:color w:val="0000EE"/>
-            <w:u w:val="single"/>
-          </w:rPr>
-          <w:t>加3:11</w:t>
-        </w:r>
-      </w:hyperlink>
+      <w:r>
+        <w:rPr>
+          <w:lang w:val="zh_TW" w:bidi="zh_TW"/>
+        </w:rPr>
+        <w:t>加3:11</w:t>
+      </w:r>
       <w:r>
         <w:rPr>
           <w:lang w:val="zh_TW" w:bidi="zh_TW"/>
         </w:rPr>
         <w:t>；</w:t>
       </w:r>
-      <w:hyperlink r:id="rId60">
-        <w:r>
-          <w:rPr>
-            <w:lang w:val="zh_TW" w:bidi="zh_TW"/>
-          </w:rPr>
-          <w:rPr>
-            <w:color w:val="0000EE"/>
-            <w:u w:val="single"/>
-          </w:rPr>
-          <w:t>來10:35–39</w:t>
-        </w:r>
-      </w:hyperlink>
+      <w:r>
+        <w:rPr>
+          <w:lang w:val="zh_TW" w:bidi="zh_TW"/>
+        </w:rPr>
+        <w:t>來10:35–39</w:t>
+      </w:r>
       <w:r>
         <w:rPr>
           <w:lang w:val="zh_TW" w:bidi="zh_TW"/>
